--- a/SE216-Software_Measurements.docx
+++ b/SE216-Software_Measurements.docx
@@ -24,19 +24,9 @@
       <w:r>
         <w:t xml:space="preserve"> </w:t>
       </w:r>
-      <w:proofErr w:type="spellStart"/>
       <w:r>
-        <w:t>Bes</w:t>
+        <w:t>Bes(t)poke</w:t>
       </w:r>
-      <w:proofErr w:type="spellEnd"/>
-      <w:r>
-        <w:t>(t)</w:t>
-      </w:r>
-      <w:proofErr w:type="spellStart"/>
-      <w:r>
-        <w:t>poke</w:t>
-      </w:r>
-      <w:proofErr w:type="spellEnd"/>
     </w:p>
     <w:p>
       <w:pPr>
@@ -55,27 +45,7 @@
           <w:sz w:val="28"/>
           <w:szCs w:val="28"/>
         </w:rPr>
-        <w:t xml:space="preserve">GROUP NUMBER </w:t>
-      </w:r>
-      <w:proofErr w:type="spellStart"/>
-      <w:r>
-        <w:rPr>
-          <w:b/>
-          <w:color w:val="4F6228"/>
-          <w:sz w:val="28"/>
-          <w:szCs w:val="28"/>
-        </w:rPr>
-        <w:t>and</w:t>
-      </w:r>
-      <w:proofErr w:type="spellEnd"/>
-      <w:r>
-        <w:rPr>
-          <w:b/>
-          <w:color w:val="4F6228"/>
-          <w:sz w:val="28"/>
-          <w:szCs w:val="28"/>
-        </w:rPr>
-        <w:t xml:space="preserve"> MEMBERS:</w:t>
+        <w:t>GROUP NUMBER and MEMBERS:</w:t>
       </w:r>
       <w:r>
         <w:t xml:space="preserve"> </w:t>
@@ -131,77 +101,13 @@
                 <w:szCs w:val="28"/>
               </w:rPr>
             </w:pPr>
-            <w:proofErr w:type="spellStart"/>
             <w:r>
               <w:rPr>
                 <w:rFonts w:ascii="Calibri" w:eastAsia="Calibri" w:hAnsi="Calibri" w:cs="Calibri"/>
                 <w:sz w:val="28"/>
                 <w:szCs w:val="28"/>
               </w:rPr>
-              <w:t>Questions</w:t>
-            </w:r>
-            <w:proofErr w:type="spellEnd"/>
-            <w:r>
-              <w:rPr>
-                <w:rFonts w:ascii="Calibri" w:eastAsia="Calibri" w:hAnsi="Calibri" w:cs="Calibri"/>
-                <w:sz w:val="28"/>
-                <w:szCs w:val="28"/>
-              </w:rPr>
-              <w:t xml:space="preserve"> </w:t>
-            </w:r>
-            <w:proofErr w:type="spellStart"/>
-            <w:r>
-              <w:rPr>
-                <w:rFonts w:ascii="Calibri" w:eastAsia="Calibri" w:hAnsi="Calibri" w:cs="Calibri"/>
-                <w:sz w:val="28"/>
-                <w:szCs w:val="28"/>
-              </w:rPr>
-              <w:t>to</w:t>
-            </w:r>
-            <w:proofErr w:type="spellEnd"/>
-            <w:r>
-              <w:rPr>
-                <w:rFonts w:ascii="Calibri" w:eastAsia="Calibri" w:hAnsi="Calibri" w:cs="Calibri"/>
-                <w:sz w:val="28"/>
-                <w:szCs w:val="28"/>
-              </w:rPr>
-              <w:t xml:space="preserve"> </w:t>
-            </w:r>
-            <w:proofErr w:type="spellStart"/>
-            <w:r>
-              <w:rPr>
-                <w:rFonts w:ascii="Calibri" w:eastAsia="Calibri" w:hAnsi="Calibri" w:cs="Calibri"/>
-                <w:sz w:val="28"/>
-                <w:szCs w:val="28"/>
-              </w:rPr>
-              <w:t>identify</w:t>
-            </w:r>
-            <w:proofErr w:type="spellEnd"/>
-            <w:r>
-              <w:rPr>
-                <w:rFonts w:ascii="Calibri" w:eastAsia="Calibri" w:hAnsi="Calibri" w:cs="Calibri"/>
-                <w:sz w:val="28"/>
-                <w:szCs w:val="28"/>
-              </w:rPr>
-              <w:t xml:space="preserve"> </w:t>
-            </w:r>
-            <w:proofErr w:type="spellStart"/>
-            <w:r>
-              <w:rPr>
-                <w:rFonts w:ascii="Calibri" w:eastAsia="Calibri" w:hAnsi="Calibri" w:cs="Calibri"/>
-                <w:sz w:val="28"/>
-                <w:szCs w:val="28"/>
-              </w:rPr>
-              <w:t>measurements</w:t>
-            </w:r>
-            <w:proofErr w:type="spellEnd"/>
-            <w:r>
-              <w:rPr>
-                <w:rFonts w:ascii="Calibri" w:eastAsia="Calibri" w:hAnsi="Calibri" w:cs="Calibri"/>
-                <w:sz w:val="28"/>
-                <w:szCs w:val="28"/>
-              </w:rPr>
-              <w:t>:</w:t>
+              <w:t>Questions to identify measurements:</w:t>
             </w:r>
           </w:p>
         </w:tc>
@@ -232,77 +138,8 @@
                 <w:numId w:val="1"/>
               </w:numPr>
             </w:pPr>
-            <w:proofErr w:type="spellStart"/>
             <w:r>
-              <w:t>Did</w:t>
-            </w:r>
-            <w:proofErr w:type="spellEnd"/>
-            <w:r>
-              <w:t xml:space="preserve"> </w:t>
-            </w:r>
-            <w:proofErr w:type="spellStart"/>
-            <w:r>
-              <w:t>the</w:t>
-            </w:r>
-            <w:proofErr w:type="spellEnd"/>
-            <w:r>
-              <w:t xml:space="preserve"> </w:t>
-            </w:r>
-            <w:proofErr w:type="spellStart"/>
-            <w:r>
-              <w:t>project</w:t>
-            </w:r>
-            <w:proofErr w:type="spellEnd"/>
-            <w:r>
-              <w:t xml:space="preserve"> </w:t>
-            </w:r>
-            <w:proofErr w:type="spellStart"/>
-            <w:r>
-              <w:t>progress</w:t>
-            </w:r>
-            <w:proofErr w:type="spellEnd"/>
-            <w:r>
-              <w:t xml:space="preserve"> </w:t>
-            </w:r>
-            <w:proofErr w:type="spellStart"/>
-            <w:r>
-              <w:t>according</w:t>
-            </w:r>
-            <w:proofErr w:type="spellEnd"/>
-            <w:r>
-              <w:t xml:space="preserve"> </w:t>
-            </w:r>
-            <w:proofErr w:type="spellStart"/>
-            <w:r>
-              <w:t>to</w:t>
-            </w:r>
-            <w:proofErr w:type="spellEnd"/>
-            <w:r>
-              <w:t xml:space="preserve"> </w:t>
-            </w:r>
-            <w:proofErr w:type="spellStart"/>
-            <w:r>
-              <w:t>the</w:t>
-            </w:r>
-            <w:proofErr w:type="spellEnd"/>
-            <w:r>
-              <w:t xml:space="preserve"> </w:t>
-            </w:r>
-            <w:proofErr w:type="spellStart"/>
-            <w:r>
-              <w:t>planned</w:t>
-            </w:r>
-            <w:proofErr w:type="spellEnd"/>
-            <w:r>
-              <w:t xml:space="preserve"> </w:t>
-            </w:r>
-            <w:proofErr w:type="spellStart"/>
-            <w:r>
-              <w:t>schedule</w:t>
-            </w:r>
-            <w:proofErr w:type="spellEnd"/>
-            <w:r>
-              <w:t xml:space="preserve">? </w:t>
+              <w:t xml:space="preserve">Did the project progress according to the planned schedule? </w:t>
             </w:r>
           </w:p>
           <w:p>
@@ -314,144 +151,7 @@
               </w:numPr>
             </w:pPr>
             <w:r>
-              <w:t xml:space="preserve">How is </w:t>
-            </w:r>
-            <w:proofErr w:type="spellStart"/>
-            <w:r>
-              <w:t>the</w:t>
-            </w:r>
-            <w:proofErr w:type="spellEnd"/>
-            <w:r>
-              <w:t xml:space="preserve"> </w:t>
-            </w:r>
-            <w:proofErr w:type="spellStart"/>
-            <w:r>
-              <w:t>team</w:t>
-            </w:r>
-            <w:proofErr w:type="spellEnd"/>
-            <w:r>
-              <w:t xml:space="preserve"> </w:t>
-            </w:r>
-            <w:proofErr w:type="spellStart"/>
-            <w:r>
-              <w:t>effort</w:t>
-            </w:r>
-            <w:proofErr w:type="spellEnd"/>
-            <w:r>
-              <w:t xml:space="preserve"> </w:t>
-            </w:r>
-            <w:proofErr w:type="spellStart"/>
-            <w:r>
-              <w:t>distributed</w:t>
-            </w:r>
-            <w:proofErr w:type="spellEnd"/>
-            <w:r>
-              <w:t xml:space="preserve"> </w:t>
-            </w:r>
-            <w:proofErr w:type="spellStart"/>
-            <w:r>
-              <w:t>between</w:t>
-            </w:r>
-            <w:proofErr w:type="spellEnd"/>
-            <w:r>
-              <w:t xml:space="preserve"> </w:t>
-            </w:r>
-            <w:proofErr w:type="spellStart"/>
-            <w:r>
-              <w:t>coding</w:t>
-            </w:r>
-            <w:proofErr w:type="spellEnd"/>
-            <w:r>
-              <w:t xml:space="preserve"> </w:t>
-            </w:r>
-            <w:proofErr w:type="spellStart"/>
-            <w:r>
-              <w:t>and</w:t>
-            </w:r>
-            <w:proofErr w:type="spellEnd"/>
-            <w:r>
-              <w:t xml:space="preserve"> </w:t>
-            </w:r>
-            <w:proofErr w:type="spellStart"/>
-            <w:r>
-              <w:t>documentation</w:t>
-            </w:r>
-            <w:proofErr w:type="spellEnd"/>
-            <w:r>
-              <w:t xml:space="preserve">? </w:t>
-            </w:r>
-          </w:p>
-          <w:p>
-            <w:pPr>
-              <w:pStyle w:val="NormalWeb"/>
-              <w:numPr>
-                <w:ilvl w:val="0"/>
-                <w:numId w:val="1"/>
-              </w:numPr>
-            </w:pPr>
-            <w:proofErr w:type="spellStart"/>
-            <w:r>
-              <w:t>What</w:t>
-            </w:r>
-            <w:proofErr w:type="spellEnd"/>
-            <w:r>
-              <w:t xml:space="preserve"> is </w:t>
-            </w:r>
-            <w:proofErr w:type="spellStart"/>
-            <w:r>
-              <w:t>the</w:t>
-            </w:r>
-            <w:proofErr w:type="spellEnd"/>
-            <w:r>
-              <w:t xml:space="preserve"> </w:t>
-            </w:r>
-            <w:proofErr w:type="spellStart"/>
-            <w:r>
-              <w:t>technical</w:t>
-            </w:r>
-            <w:proofErr w:type="spellEnd"/>
-            <w:r>
-              <w:t xml:space="preserve"> size of </w:t>
-            </w:r>
-            <w:proofErr w:type="spellStart"/>
-            <w:r>
-              <w:t>the</w:t>
-            </w:r>
-            <w:proofErr w:type="spellEnd"/>
-            <w:r>
-              <w:t xml:space="preserve"> </w:t>
-            </w:r>
-            <w:proofErr w:type="spellStart"/>
-            <w:r>
-              <w:t>Bes</w:t>
-            </w:r>
-            <w:proofErr w:type="spellEnd"/>
-            <w:r>
-              <w:t>(t)</w:t>
-            </w:r>
-            <w:proofErr w:type="spellStart"/>
-            <w:r>
-              <w:t>poke</w:t>
-            </w:r>
-            <w:proofErr w:type="spellEnd"/>
-            <w:r>
-              <w:t xml:space="preserve"> platform (</w:t>
-            </w:r>
-            <w:proofErr w:type="spellStart"/>
-            <w:r>
-              <w:t>classes</w:t>
-            </w:r>
-            <w:proofErr w:type="spellEnd"/>
-            <w:r>
-              <w:t xml:space="preserve">, </w:t>
-            </w:r>
-            <w:proofErr w:type="spellStart"/>
-            <w:r>
-              <w:t>modules</w:t>
-            </w:r>
-            <w:proofErr w:type="spellEnd"/>
-            <w:r>
-              <w:t xml:space="preserve">)? </w:t>
+              <w:t xml:space="preserve">What is the technical size of the Bes(t)poke platform (classes, modules)? </w:t>
             </w:r>
           </w:p>
           <w:p>
@@ -466,79 +166,7 @@
               </w:rPr>
             </w:pPr>
             <w:r>
-              <w:t xml:space="preserve">How </w:t>
-            </w:r>
-            <w:proofErr w:type="spellStart"/>
-            <w:r>
-              <w:t>many</w:t>
-            </w:r>
-            <w:proofErr w:type="spellEnd"/>
-            <w:r>
-              <w:t xml:space="preserve"> </w:t>
-            </w:r>
-            <w:proofErr w:type="spellStart"/>
-            <w:r>
-              <w:t>defects</w:t>
-            </w:r>
-            <w:proofErr w:type="spellEnd"/>
-            <w:r>
-              <w:t xml:space="preserve"> </w:t>
-            </w:r>
-            <w:proofErr w:type="spellStart"/>
-            <w:r>
-              <w:t>were</w:t>
-            </w:r>
-            <w:proofErr w:type="spellEnd"/>
-            <w:r>
-              <w:t xml:space="preserve"> </w:t>
-            </w:r>
-            <w:proofErr w:type="spellStart"/>
-            <w:r>
-              <w:t>identified</w:t>
-            </w:r>
-            <w:proofErr w:type="spellEnd"/>
-            <w:r>
-              <w:t xml:space="preserve"> </w:t>
-            </w:r>
-            <w:proofErr w:type="spellStart"/>
-            <w:r>
-              <w:t>during</w:t>
-            </w:r>
-            <w:proofErr w:type="spellEnd"/>
-            <w:r>
-              <w:t xml:space="preserve"> </w:t>
-            </w:r>
-            <w:proofErr w:type="spellStart"/>
-            <w:r>
-              <w:t>the</w:t>
-            </w:r>
-            <w:proofErr w:type="spellEnd"/>
-            <w:r>
-              <w:t xml:space="preserve"> </w:t>
-            </w:r>
-            <w:proofErr w:type="spellStart"/>
-            <w:r>
-              <w:t>integration</w:t>
-            </w:r>
-            <w:proofErr w:type="spellEnd"/>
-            <w:r>
-              <w:t xml:space="preserve"> of </w:t>
-            </w:r>
-            <w:proofErr w:type="spellStart"/>
-            <w:r>
-              <w:t>different</w:t>
-            </w:r>
-            <w:proofErr w:type="spellEnd"/>
-            <w:r>
-              <w:t xml:space="preserve"> </w:t>
-            </w:r>
-            <w:proofErr w:type="spellStart"/>
-            <w:r>
-              <w:t>modules</w:t>
-            </w:r>
-            <w:proofErr w:type="spellEnd"/>
-            <w:r>
-              <w:t>?</w:t>
+              <w:t>How many defects were identified during the integration of different modules?</w:t>
             </w:r>
           </w:p>
           <w:p>
@@ -553,61 +181,8 @@
               </w:rPr>
             </w:pPr>
             <w:r>
-              <w:t xml:space="preserve">How </w:t>
+              <w:t>How much did the requirements change since the beginning</w:t>
             </w:r>
-            <w:proofErr w:type="spellStart"/>
-            <w:r>
-              <w:t>much</w:t>
-            </w:r>
-            <w:proofErr w:type="spellEnd"/>
-            <w:r>
-              <w:t xml:space="preserve"> </w:t>
-            </w:r>
-            <w:proofErr w:type="spellStart"/>
-            <w:r>
-              <w:t>did</w:t>
-            </w:r>
-            <w:proofErr w:type="spellEnd"/>
-            <w:r>
-              <w:t xml:space="preserve"> </w:t>
-            </w:r>
-            <w:proofErr w:type="spellStart"/>
-            <w:r>
-              <w:t>the</w:t>
-            </w:r>
-            <w:proofErr w:type="spellEnd"/>
-            <w:r>
-              <w:t xml:space="preserve"> </w:t>
-            </w:r>
-            <w:proofErr w:type="spellStart"/>
-            <w:r>
-              <w:t>requirements</w:t>
-            </w:r>
-            <w:proofErr w:type="spellEnd"/>
-            <w:r>
-              <w:t xml:space="preserve"> </w:t>
-            </w:r>
-            <w:proofErr w:type="spellStart"/>
-            <w:r>
-              <w:t>change</w:t>
-            </w:r>
-            <w:proofErr w:type="spellEnd"/>
-            <w:r>
-              <w:t xml:space="preserve"> since </w:t>
-            </w:r>
-            <w:proofErr w:type="spellStart"/>
-            <w:r>
-              <w:t>the</w:t>
-            </w:r>
-            <w:proofErr w:type="spellEnd"/>
-            <w:r>
-              <w:t xml:space="preserve"> </w:t>
-            </w:r>
-            <w:proofErr w:type="spellStart"/>
-            <w:r>
-              <w:t>beginning</w:t>
-            </w:r>
-            <w:proofErr w:type="spellEnd"/>
             <w:r>
               <w:t>?</w:t>
             </w:r>
@@ -637,41 +212,13 @@
                 <w:szCs w:val="28"/>
               </w:rPr>
             </w:pPr>
-            <w:proofErr w:type="spellStart"/>
             <w:r>
               <w:rPr>
                 <w:rFonts w:ascii="Calibri" w:eastAsia="Calibri" w:hAnsi="Calibri" w:cs="Calibri"/>
                 <w:sz w:val="28"/>
                 <w:szCs w:val="28"/>
               </w:rPr>
-              <w:t>Identified</w:t>
-            </w:r>
-            <w:proofErr w:type="spellEnd"/>
-            <w:r>
-              <w:rPr>
-                <w:rFonts w:ascii="Calibri" w:eastAsia="Calibri" w:hAnsi="Calibri" w:cs="Calibri"/>
-                <w:sz w:val="28"/>
-                <w:szCs w:val="28"/>
-              </w:rPr>
-              <w:t xml:space="preserve"> </w:t>
-            </w:r>
-            <w:proofErr w:type="spellStart"/>
-            <w:r>
-              <w:rPr>
-                <w:rFonts w:ascii="Calibri" w:eastAsia="Calibri" w:hAnsi="Calibri" w:cs="Calibri"/>
-                <w:sz w:val="28"/>
-                <w:szCs w:val="28"/>
-              </w:rPr>
-              <w:t>measurements</w:t>
-            </w:r>
-            <w:proofErr w:type="spellEnd"/>
-            <w:r>
-              <w:rPr>
-                <w:rFonts w:ascii="Calibri" w:eastAsia="Calibri" w:hAnsi="Calibri" w:cs="Calibri"/>
-                <w:sz w:val="28"/>
-                <w:szCs w:val="28"/>
-              </w:rPr>
-              <w:t>:</w:t>
+              <w:t>Identified measurements:</w:t>
             </w:r>
           </w:p>
         </w:tc>
@@ -702,119 +249,18 @@
                 <w:numId w:val="6"/>
               </w:numPr>
             </w:pPr>
-            <w:proofErr w:type="spellStart"/>
             <w:r>
-              <w:t>Planned</w:t>
+              <w:t xml:space="preserve">Planned </w:t>
             </w:r>
-            <w:proofErr w:type="spellEnd"/>
             <w:r>
-              <w:t xml:space="preserve"> </w:t>
-            </w:r>
-            <w:proofErr w:type="spellStart"/>
-            <w:r>
-              <w:t>and</w:t>
-            </w:r>
-            <w:proofErr w:type="spellEnd"/>
-            <w:r>
-              <w:t xml:space="preserve"> </w:t>
-            </w:r>
-            <w:proofErr w:type="spellStart"/>
-            <w:r>
-              <w:t>a</w:t>
+              <w:t>and a</w:t>
             </w:r>
             <w:r>
               <w:t>ctual</w:t>
             </w:r>
-            <w:proofErr w:type="spellEnd"/>
             <w:r>
-              <w:t xml:space="preserve"> </w:t>
+              <w:t xml:space="preserve"> weekly staff hours for each milestone.</w:t>
             </w:r>
-            <w:proofErr w:type="spellStart"/>
-            <w:r>
-              <w:t>milestone</w:t>
-            </w:r>
-            <w:proofErr w:type="spellEnd"/>
-            <w:r>
-              <w:t xml:space="preserve"> </w:t>
-            </w:r>
-            <w:proofErr w:type="spellStart"/>
-            <w:r>
-              <w:t>completion</w:t>
-            </w:r>
-            <w:proofErr w:type="spellEnd"/>
-            <w:r>
-              <w:t xml:space="preserve"> </w:t>
-            </w:r>
-            <w:proofErr w:type="spellStart"/>
-            <w:r>
-              <w:t>dates</w:t>
-            </w:r>
-            <w:proofErr w:type="spellEnd"/>
-            <w:r>
-              <w:t xml:space="preserve">. </w:t>
-            </w:r>
-          </w:p>
-          <w:p>
-            <w:pPr>
-              <w:pStyle w:val="NormalWeb"/>
-              <w:numPr>
-                <w:ilvl w:val="0"/>
-                <w:numId w:val="6"/>
-              </w:numPr>
-            </w:pPr>
-            <w:proofErr w:type="spellStart"/>
-            <w:r>
-              <w:t>Weekly</w:t>
-            </w:r>
-            <w:proofErr w:type="spellEnd"/>
-            <w:r>
-              <w:t xml:space="preserve"> </w:t>
-            </w:r>
-            <w:proofErr w:type="spellStart"/>
-            <w:r>
-              <w:t>staff-hours</w:t>
-            </w:r>
-            <w:proofErr w:type="spellEnd"/>
-            <w:r>
-              <w:t xml:space="preserve"> </w:t>
-            </w:r>
-            <w:proofErr w:type="spellStart"/>
-            <w:r>
-              <w:t>for</w:t>
-            </w:r>
-            <w:proofErr w:type="spellEnd"/>
-            <w:r>
-              <w:t xml:space="preserve"> </w:t>
-            </w:r>
-            <w:proofErr w:type="spellStart"/>
-            <w:r>
-              <w:t>development</w:t>
-            </w:r>
-            <w:proofErr w:type="spellEnd"/>
-            <w:r>
-              <w:t xml:space="preserve"> </w:t>
-            </w:r>
-            <w:proofErr w:type="spellStart"/>
-            <w:r>
-              <w:t>and</w:t>
-            </w:r>
-            <w:proofErr w:type="spellEnd"/>
-            <w:r>
-              <w:t xml:space="preserve"> </w:t>
-            </w:r>
-            <w:proofErr w:type="spellStart"/>
-            <w:r>
-              <w:t>documentation</w:t>
-            </w:r>
-            <w:proofErr w:type="spellEnd"/>
-            <w:r>
-              <w:t xml:space="preserve"> </w:t>
-            </w:r>
-            <w:proofErr w:type="spellStart"/>
-            <w:r>
-              <w:t>activities</w:t>
-            </w:r>
-            <w:proofErr w:type="spellEnd"/>
             <w:r>
               <w:t xml:space="preserve">. </w:t>
             </w:r>
@@ -828,37 +274,11 @@
               </w:numPr>
             </w:pPr>
             <w:r>
-              <w:t xml:space="preserve">COCOMO 2 Object </w:t>
+              <w:t>COCOMO 2 Object points with complexity weight</w:t>
             </w:r>
-            <w:proofErr w:type="spellStart"/>
             <w:r>
-              <w:t>points</w:t>
+              <w:t xml:space="preserve"> and person-months</w:t>
             </w:r>
-            <w:proofErr w:type="spellEnd"/>
-            <w:r>
-              <w:t xml:space="preserve"> </w:t>
-            </w:r>
-            <w:proofErr w:type="spellStart"/>
-            <w:r>
-              <w:t>with</w:t>
-            </w:r>
-            <w:proofErr w:type="spellEnd"/>
-            <w:r>
-              <w:t xml:space="preserve"> </w:t>
-            </w:r>
-            <w:proofErr w:type="spellStart"/>
-            <w:r>
-              <w:t>complexity</w:t>
-            </w:r>
-            <w:proofErr w:type="spellEnd"/>
-            <w:r>
-              <w:t xml:space="preserve"> </w:t>
-            </w:r>
-            <w:proofErr w:type="spellStart"/>
-            <w:r>
-              <w:t>weight</w:t>
-            </w:r>
-            <w:proofErr w:type="spellEnd"/>
           </w:p>
           <w:p>
             <w:pPr>
@@ -868,37 +288,8 @@
                 <w:numId w:val="6"/>
               </w:numPr>
             </w:pPr>
-            <w:proofErr w:type="spellStart"/>
             <w:r>
-              <w:t>Number</w:t>
-            </w:r>
-            <w:proofErr w:type="spellEnd"/>
-            <w:r>
-              <w:t xml:space="preserve"> of </w:t>
-            </w:r>
-            <w:proofErr w:type="spellStart"/>
-            <w:r>
-              <w:t>defects</w:t>
-            </w:r>
-            <w:proofErr w:type="spellEnd"/>
-            <w:r>
-              <w:t xml:space="preserve"> </w:t>
-            </w:r>
-            <w:proofErr w:type="spellStart"/>
-            <w:r>
-              <w:t>found</w:t>
-            </w:r>
-            <w:proofErr w:type="spellEnd"/>
-            <w:r>
-              <w:t xml:space="preserve"> </w:t>
-            </w:r>
-            <w:proofErr w:type="spellStart"/>
-            <w:r>
-              <w:t>per</w:t>
-            </w:r>
-            <w:proofErr w:type="spellEnd"/>
-            <w:r>
-              <w:t xml:space="preserve"> </w:t>
+              <w:t xml:space="preserve">Number of defects found per </w:t>
             </w:r>
             <w:r>
               <w:t>test</w:t>
@@ -912,51 +303,9 @@
                 <w:numId w:val="6"/>
               </w:numPr>
             </w:pPr>
-            <w:proofErr w:type="spellStart"/>
             <w:r>
-              <w:t>Number</w:t>
+              <w:t>Number of changes made to the requirements</w:t>
             </w:r>
-            <w:proofErr w:type="spellEnd"/>
-            <w:r>
-              <w:t xml:space="preserve"> of </w:t>
-            </w:r>
-            <w:proofErr w:type="spellStart"/>
-            <w:r>
-              <w:t>changes</w:t>
-            </w:r>
-            <w:proofErr w:type="spellEnd"/>
-            <w:r>
-              <w:t xml:space="preserve"> </w:t>
-            </w:r>
-            <w:proofErr w:type="spellStart"/>
-            <w:r>
-              <w:t>made</w:t>
-            </w:r>
-            <w:proofErr w:type="spellEnd"/>
-            <w:r>
-              <w:t xml:space="preserve"> </w:t>
-            </w:r>
-            <w:proofErr w:type="spellStart"/>
-            <w:r>
-              <w:t>to</w:t>
-            </w:r>
-            <w:proofErr w:type="spellEnd"/>
-            <w:r>
-              <w:t xml:space="preserve"> </w:t>
-            </w:r>
-            <w:proofErr w:type="spellStart"/>
-            <w:r>
-              <w:t>the</w:t>
-            </w:r>
-            <w:proofErr w:type="spellEnd"/>
-            <w:r>
-              <w:t xml:space="preserve"> </w:t>
-            </w:r>
-            <w:proofErr w:type="spellStart"/>
-            <w:r>
-              <w:t>requirements</w:t>
-            </w:r>
-            <w:proofErr w:type="spellEnd"/>
           </w:p>
         </w:tc>
       </w:tr>
@@ -978,77 +327,13 @@
                 <w:szCs w:val="28"/>
               </w:rPr>
             </w:pPr>
-            <w:proofErr w:type="spellStart"/>
             <w:r>
               <w:rPr>
                 <w:rFonts w:ascii="Calibri" w:eastAsia="Calibri" w:hAnsi="Calibri" w:cs="Calibri"/>
                 <w:sz w:val="28"/>
                 <w:szCs w:val="28"/>
               </w:rPr>
-              <w:t>Measurement</w:t>
-            </w:r>
-            <w:proofErr w:type="spellEnd"/>
-            <w:r>
-              <w:rPr>
-                <w:rFonts w:ascii="Calibri" w:eastAsia="Calibri" w:hAnsi="Calibri" w:cs="Calibri"/>
-                <w:sz w:val="28"/>
-                <w:szCs w:val="28"/>
-              </w:rPr>
-              <w:t xml:space="preserve"> </w:t>
-            </w:r>
-            <w:proofErr w:type="spellStart"/>
-            <w:r>
-              <w:rPr>
-                <w:rFonts w:ascii="Calibri" w:eastAsia="Calibri" w:hAnsi="Calibri" w:cs="Calibri"/>
-                <w:sz w:val="28"/>
-                <w:szCs w:val="28"/>
-              </w:rPr>
-              <w:t>storage</w:t>
-            </w:r>
-            <w:proofErr w:type="spellEnd"/>
-            <w:r>
-              <w:rPr>
-                <w:rFonts w:ascii="Calibri" w:eastAsia="Calibri" w:hAnsi="Calibri" w:cs="Calibri"/>
-                <w:sz w:val="28"/>
-                <w:szCs w:val="28"/>
-              </w:rPr>
-              <w:t xml:space="preserve"> </w:t>
-            </w:r>
-            <w:proofErr w:type="spellStart"/>
-            <w:r>
-              <w:rPr>
-                <w:rFonts w:ascii="Calibri" w:eastAsia="Calibri" w:hAnsi="Calibri" w:cs="Calibri"/>
-                <w:sz w:val="28"/>
-                <w:szCs w:val="28"/>
-              </w:rPr>
-              <w:t>and</w:t>
-            </w:r>
-            <w:proofErr w:type="spellEnd"/>
-            <w:r>
-              <w:rPr>
-                <w:rFonts w:ascii="Calibri" w:eastAsia="Calibri" w:hAnsi="Calibri" w:cs="Calibri"/>
-                <w:sz w:val="28"/>
-                <w:szCs w:val="28"/>
-              </w:rPr>
-              <w:t xml:space="preserve"> </w:t>
-            </w:r>
-            <w:proofErr w:type="spellStart"/>
-            <w:r>
-              <w:rPr>
-                <w:rFonts w:ascii="Calibri" w:eastAsia="Calibri" w:hAnsi="Calibri" w:cs="Calibri"/>
-                <w:sz w:val="28"/>
-                <w:szCs w:val="28"/>
-              </w:rPr>
-              <w:t>collection</w:t>
-            </w:r>
-            <w:proofErr w:type="spellEnd"/>
-            <w:r>
-              <w:rPr>
-                <w:rFonts w:ascii="Calibri" w:eastAsia="Calibri" w:hAnsi="Calibri" w:cs="Calibri"/>
-                <w:sz w:val="28"/>
-                <w:szCs w:val="28"/>
-              </w:rPr>
-              <w:t>:</w:t>
+              <w:t>Measurement storage and collection:</w:t>
             </w:r>
           </w:p>
         </w:tc>
@@ -1078,294 +363,8 @@
                 <w:numId w:val="12"/>
               </w:numPr>
             </w:pPr>
-            <w:proofErr w:type="spellStart"/>
             <w:r>
-              <w:t>Planned</w:t>
-            </w:r>
-            <w:proofErr w:type="spellEnd"/>
-            <w:r>
-              <w:t xml:space="preserve"> </w:t>
-            </w:r>
-            <w:proofErr w:type="spellStart"/>
-            <w:r>
-              <w:t>and</w:t>
-            </w:r>
-            <w:proofErr w:type="spellEnd"/>
-            <w:r>
-              <w:t xml:space="preserve"> </w:t>
-            </w:r>
-            <w:proofErr w:type="spellStart"/>
-            <w:r>
-              <w:t>actual</w:t>
-            </w:r>
-            <w:proofErr w:type="spellEnd"/>
-            <w:r>
-              <w:t xml:space="preserve"> </w:t>
-            </w:r>
-            <w:proofErr w:type="spellStart"/>
-            <w:r>
-              <w:t>complition</w:t>
-            </w:r>
-            <w:proofErr w:type="spellEnd"/>
-            <w:r>
-              <w:t xml:space="preserve"> </w:t>
-            </w:r>
-            <w:proofErr w:type="spellStart"/>
-            <w:r>
-              <w:t>dates</w:t>
-            </w:r>
-            <w:proofErr w:type="spellEnd"/>
-            <w:r>
-              <w:t xml:space="preserve">, </w:t>
-            </w:r>
-            <w:proofErr w:type="spellStart"/>
-            <w:r>
-              <w:t>after</w:t>
-            </w:r>
-            <w:proofErr w:type="spellEnd"/>
-            <w:r>
-              <w:t xml:space="preserve"> </w:t>
-            </w:r>
-            <w:proofErr w:type="spellStart"/>
-            <w:r>
-              <w:t>each</w:t>
-            </w:r>
-            <w:proofErr w:type="spellEnd"/>
-            <w:r>
-              <w:t xml:space="preserve"> </w:t>
-            </w:r>
-            <w:proofErr w:type="spellStart"/>
-            <w:r>
-              <w:t>milestone</w:t>
-            </w:r>
-            <w:proofErr w:type="spellEnd"/>
-            <w:r>
-              <w:t xml:space="preserve"> in </w:t>
-            </w:r>
-            <w:proofErr w:type="spellStart"/>
-            <w:r>
-              <w:t>date</w:t>
-            </w:r>
-            <w:proofErr w:type="spellEnd"/>
-            <w:r>
-              <w:t xml:space="preserve"> format </w:t>
-            </w:r>
-            <w:proofErr w:type="spellStart"/>
-            <w:r>
-              <w:t>gathered</w:t>
-            </w:r>
-            <w:proofErr w:type="spellEnd"/>
-            <w:r>
-              <w:t xml:space="preserve"> </w:t>
-            </w:r>
-            <w:proofErr w:type="spellStart"/>
-            <w:r>
-              <w:t>from</w:t>
-            </w:r>
-            <w:proofErr w:type="spellEnd"/>
-            <w:r>
-              <w:t xml:space="preserve"> </w:t>
-            </w:r>
-            <w:proofErr w:type="spellStart"/>
-            <w:r>
-              <w:t>project</w:t>
-            </w:r>
-            <w:proofErr w:type="spellEnd"/>
-            <w:r>
-              <w:t xml:space="preserve"> Schedule </w:t>
-            </w:r>
-            <w:proofErr w:type="spellStart"/>
-            <w:r>
-              <w:t>and</w:t>
-            </w:r>
-            <w:proofErr w:type="spellEnd"/>
-            <w:r>
-              <w:t xml:space="preserve"> </w:t>
-            </w:r>
-            <w:proofErr w:type="spellStart"/>
-            <w:r>
-              <w:t>GitHub</w:t>
-            </w:r>
-            <w:proofErr w:type="spellEnd"/>
-            <w:r>
-              <w:t xml:space="preserve"> </w:t>
-            </w:r>
-            <w:proofErr w:type="spellStart"/>
-            <w:r>
-              <w:t>logs</w:t>
-            </w:r>
-            <w:proofErr w:type="spellEnd"/>
-            <w:r>
-              <w:t xml:space="preserve"> </w:t>
-            </w:r>
-            <w:proofErr w:type="spellStart"/>
-            <w:r>
-              <w:t>and</w:t>
-            </w:r>
-            <w:proofErr w:type="spellEnd"/>
-            <w:r>
-              <w:t xml:space="preserve"> </w:t>
-            </w:r>
-            <w:proofErr w:type="spellStart"/>
-            <w:r>
-              <w:t>kept</w:t>
-            </w:r>
-            <w:proofErr w:type="spellEnd"/>
-            <w:r>
-              <w:t xml:space="preserve"> in a </w:t>
-            </w:r>
-            <w:proofErr w:type="spellStart"/>
-            <w:r>
-              <w:t>separate</w:t>
-            </w:r>
-            <w:proofErr w:type="spellEnd"/>
-            <w:r>
-              <w:t xml:space="preserve"> </w:t>
-            </w:r>
-            <w:proofErr w:type="spellStart"/>
-            <w:r>
-              <w:t>spreadsheet</w:t>
-            </w:r>
-            <w:proofErr w:type="spellEnd"/>
-            <w:r>
-              <w:t>.</w:t>
-            </w:r>
-          </w:p>
-          <w:p>
-            <w:pPr>
-              <w:pStyle w:val="NormalWeb"/>
-              <w:numPr>
-                <w:ilvl w:val="0"/>
-                <w:numId w:val="12"/>
-              </w:numPr>
-            </w:pPr>
-            <w:proofErr w:type="spellStart"/>
-            <w:r>
-              <w:t>Weekly</w:t>
-            </w:r>
-            <w:proofErr w:type="spellEnd"/>
-            <w:r>
-              <w:t xml:space="preserve"> </w:t>
-            </w:r>
-            <w:proofErr w:type="spellStart"/>
-            <w:r>
-              <w:t>staff-hours</w:t>
-            </w:r>
-            <w:proofErr w:type="spellEnd"/>
-            <w:r>
-              <w:t xml:space="preserve">, at </w:t>
-            </w:r>
-            <w:proofErr w:type="spellStart"/>
-            <w:r>
-              <w:t>the</w:t>
-            </w:r>
-            <w:proofErr w:type="spellEnd"/>
-            <w:r>
-              <w:t xml:space="preserve"> </w:t>
-            </w:r>
-            <w:proofErr w:type="spellStart"/>
-            <w:r>
-              <w:t>end</w:t>
-            </w:r>
-            <w:proofErr w:type="spellEnd"/>
-            <w:r>
-              <w:t xml:space="preserve"> of </w:t>
-            </w:r>
-            <w:proofErr w:type="spellStart"/>
-            <w:r>
-              <w:t>each</w:t>
-            </w:r>
-            <w:proofErr w:type="spellEnd"/>
-            <w:r>
-              <w:t xml:space="preserve"> </w:t>
-            </w:r>
-            <w:proofErr w:type="spellStart"/>
-            <w:r>
-              <w:t>week</w:t>
-            </w:r>
-            <w:proofErr w:type="spellEnd"/>
-            <w:r>
-              <w:t xml:space="preserve"> as </w:t>
-            </w:r>
-            <w:proofErr w:type="spellStart"/>
-            <w:r>
-              <w:t>person</w:t>
-            </w:r>
-            <w:proofErr w:type="spellEnd"/>
-            <w:r>
-              <w:t xml:space="preserve"> </w:t>
-            </w:r>
-            <w:proofErr w:type="spellStart"/>
-            <w:r>
-              <w:t>hours</w:t>
-            </w:r>
-            <w:proofErr w:type="spellEnd"/>
-            <w:r>
-              <w:t xml:space="preserve"> </w:t>
-            </w:r>
-            <w:proofErr w:type="spellStart"/>
-            <w:r>
-              <w:t>recorded</w:t>
-            </w:r>
-            <w:proofErr w:type="spellEnd"/>
-            <w:r>
-              <w:t xml:space="preserve"> </w:t>
-            </w:r>
-            <w:proofErr w:type="spellStart"/>
-            <w:r>
-              <w:t>by</w:t>
-            </w:r>
-            <w:proofErr w:type="spellEnd"/>
-            <w:r>
-              <w:t xml:space="preserve"> </w:t>
-            </w:r>
-            <w:proofErr w:type="spellStart"/>
-            <w:r>
-              <w:t>each</w:t>
-            </w:r>
-            <w:proofErr w:type="spellEnd"/>
-            <w:r>
-              <w:t xml:space="preserve"> </w:t>
-            </w:r>
-            <w:proofErr w:type="spellStart"/>
-            <w:r>
-              <w:t>team</w:t>
-            </w:r>
-            <w:proofErr w:type="spellEnd"/>
-            <w:r>
-              <w:t xml:space="preserve"> </w:t>
-            </w:r>
-            <w:proofErr w:type="spellStart"/>
-            <w:r>
-              <w:t>member</w:t>
-            </w:r>
-            <w:proofErr w:type="spellEnd"/>
-            <w:r>
-              <w:t xml:space="preserve"> in a </w:t>
-            </w:r>
-            <w:proofErr w:type="spellStart"/>
-            <w:r>
-              <w:t>shared</w:t>
-            </w:r>
-            <w:proofErr w:type="spellEnd"/>
-            <w:r>
-              <w:t xml:space="preserve"> </w:t>
-            </w:r>
-            <w:proofErr w:type="spellStart"/>
-            <w:r>
-              <w:t>project</w:t>
-            </w:r>
-            <w:proofErr w:type="spellEnd"/>
-            <w:r>
-              <w:t xml:space="preserve"> </w:t>
-            </w:r>
-            <w:proofErr w:type="spellStart"/>
-            <w:r>
-              <w:t>spreadsheet</w:t>
-            </w:r>
-            <w:proofErr w:type="spellEnd"/>
-            <w:r>
-              <w:t>.</w:t>
+              <w:t>Weekly staff-hours, at the end of each week as person hours recorded by each team member in a shared project spreadsheet.</w:t>
             </w:r>
           </w:p>
           <w:p>
@@ -1377,135 +376,13 @@
               </w:numPr>
             </w:pPr>
             <w:r>
-              <w:t xml:space="preserve">Technical size of </w:t>
+              <w:t>Technical size of the project, before the start of development as object points</w:t>
             </w:r>
-            <w:proofErr w:type="spellStart"/>
             <w:r>
-              <w:t>the</w:t>
+              <w:t xml:space="preserve"> and person months</w:t>
             </w:r>
-            <w:proofErr w:type="spellEnd"/>
             <w:r>
-              <w:t xml:space="preserve"> </w:t>
-            </w:r>
-            <w:proofErr w:type="spellStart"/>
-            <w:r>
-              <w:t>project</w:t>
-            </w:r>
-            <w:proofErr w:type="spellEnd"/>
-            <w:r>
-              <w:t xml:space="preserve">, </w:t>
-            </w:r>
-            <w:proofErr w:type="spellStart"/>
-            <w:r>
-              <w:t>before</w:t>
-            </w:r>
-            <w:proofErr w:type="spellEnd"/>
-            <w:r>
-              <w:t xml:space="preserve"> </w:t>
-            </w:r>
-            <w:proofErr w:type="spellStart"/>
-            <w:r>
-              <w:t>the</w:t>
-            </w:r>
-            <w:proofErr w:type="spellEnd"/>
-            <w:r>
-              <w:t xml:space="preserve"> start of </w:t>
-            </w:r>
-            <w:proofErr w:type="spellStart"/>
-            <w:r>
-              <w:t>development</w:t>
-            </w:r>
-            <w:proofErr w:type="spellEnd"/>
-            <w:r>
-              <w:t xml:space="preserve"> as </w:t>
-            </w:r>
-            <w:proofErr w:type="spellStart"/>
-            <w:r>
-              <w:t>object</w:t>
-            </w:r>
-            <w:proofErr w:type="spellEnd"/>
-            <w:r>
-              <w:t xml:space="preserve"> </w:t>
-            </w:r>
-            <w:proofErr w:type="spellStart"/>
-            <w:r>
-              <w:t>points</w:t>
-            </w:r>
-            <w:proofErr w:type="spellEnd"/>
-            <w:r>
-              <w:t xml:space="preserve"> </w:t>
-            </w:r>
-            <w:proofErr w:type="spellStart"/>
-            <w:r>
-              <w:t>with</w:t>
-            </w:r>
-            <w:proofErr w:type="spellEnd"/>
-            <w:r>
-              <w:t xml:space="preserve"> </w:t>
-            </w:r>
-            <w:proofErr w:type="spellStart"/>
-            <w:r>
-              <w:t>complexity</w:t>
-            </w:r>
-            <w:proofErr w:type="spellEnd"/>
-            <w:r>
-              <w:t xml:space="preserve"> </w:t>
-            </w:r>
-            <w:proofErr w:type="spellStart"/>
-            <w:r>
-              <w:t>weight</w:t>
-            </w:r>
-            <w:proofErr w:type="spellEnd"/>
-            <w:r>
-              <w:t xml:space="preserve"> </w:t>
-            </w:r>
-            <w:proofErr w:type="spellStart"/>
-            <w:r>
-              <w:t>by</w:t>
-            </w:r>
-            <w:proofErr w:type="spellEnd"/>
-            <w:r>
-              <w:t xml:space="preserve"> </w:t>
-            </w:r>
-            <w:proofErr w:type="spellStart"/>
-            <w:r>
-              <w:t>calculating</w:t>
-            </w:r>
-            <w:proofErr w:type="spellEnd"/>
-            <w:r>
-              <w:t xml:space="preserve"> </w:t>
-            </w:r>
-            <w:proofErr w:type="spellStart"/>
-            <w:r>
-              <w:t>with</w:t>
-            </w:r>
-            <w:proofErr w:type="spellEnd"/>
-            <w:r>
-              <w:t xml:space="preserve"> COCOMO 2 </w:t>
-            </w:r>
-            <w:proofErr w:type="spellStart"/>
-            <w:r>
-              <w:t>and</w:t>
-            </w:r>
-            <w:proofErr w:type="spellEnd"/>
-            <w:r>
-              <w:t xml:space="preserve"> </w:t>
-            </w:r>
-            <w:proofErr w:type="spellStart"/>
-            <w:r>
-              <w:t>recording</w:t>
-            </w:r>
-            <w:proofErr w:type="spellEnd"/>
-            <w:r>
-              <w:t xml:space="preserve"> in an </w:t>
-            </w:r>
-            <w:proofErr w:type="spellStart"/>
-            <w:r>
-              <w:t>excel</w:t>
-            </w:r>
-            <w:proofErr w:type="spellEnd"/>
-            <w:r>
-              <w:t xml:space="preserve"> file.</w:t>
+              <w:t xml:space="preserve"> with complexity weight by calculating with COCOMO 2 and recording in an excel file.</w:t>
             </w:r>
           </w:p>
           <w:p>
@@ -1516,109 +393,11 @@
                 <w:numId w:val="12"/>
               </w:numPr>
             </w:pPr>
-            <w:proofErr w:type="spellStart"/>
             <w:r>
-              <w:t>Number</w:t>
+              <w:t xml:space="preserve">Number of defects found per test, after each integration is finished, in integer format </w:t>
             </w:r>
-            <w:proofErr w:type="spellEnd"/>
             <w:r>
-              <w:t xml:space="preserve"> of </w:t>
-            </w:r>
-            <w:proofErr w:type="spellStart"/>
-            <w:r>
-              <w:t>defects</w:t>
-            </w:r>
-            <w:proofErr w:type="spellEnd"/>
-            <w:r>
-              <w:t xml:space="preserve"> </w:t>
-            </w:r>
-            <w:proofErr w:type="spellStart"/>
-            <w:r>
-              <w:t>found</w:t>
-            </w:r>
-            <w:proofErr w:type="spellEnd"/>
-            <w:r>
-              <w:t xml:space="preserve"> </w:t>
-            </w:r>
-            <w:proofErr w:type="spellStart"/>
-            <w:r>
-              <w:t>per</w:t>
-            </w:r>
-            <w:proofErr w:type="spellEnd"/>
-            <w:r>
-              <w:t xml:space="preserve"> test, </w:t>
-            </w:r>
-            <w:proofErr w:type="spellStart"/>
-            <w:r>
-              <w:t>after</w:t>
-            </w:r>
-            <w:proofErr w:type="spellEnd"/>
-            <w:r>
-              <w:t xml:space="preserve"> </w:t>
-            </w:r>
-            <w:proofErr w:type="spellStart"/>
-            <w:r>
-              <w:t>each</w:t>
-            </w:r>
-            <w:proofErr w:type="spellEnd"/>
-            <w:r>
-              <w:t xml:space="preserve"> </w:t>
-            </w:r>
-            <w:proofErr w:type="spellStart"/>
-            <w:r>
-              <w:t>integration</w:t>
-            </w:r>
-            <w:proofErr w:type="spellEnd"/>
-            <w:r>
-              <w:t xml:space="preserve"> is </w:t>
-            </w:r>
-            <w:proofErr w:type="spellStart"/>
-            <w:r>
-              <w:t>finished</w:t>
-            </w:r>
-            <w:proofErr w:type="spellEnd"/>
-            <w:r>
-              <w:t xml:space="preserve">, in </w:t>
-            </w:r>
-            <w:proofErr w:type="spellStart"/>
-            <w:r>
-              <w:t>integer</w:t>
-            </w:r>
-            <w:proofErr w:type="spellEnd"/>
-            <w:r>
-              <w:t xml:space="preserve"> format </w:t>
-            </w:r>
-            <w:proofErr w:type="spellStart"/>
-            <w:r>
-              <w:t>gathered</w:t>
-            </w:r>
-            <w:proofErr w:type="spellEnd"/>
-            <w:r>
-              <w:t xml:space="preserve"> </w:t>
-            </w:r>
-            <w:proofErr w:type="spellStart"/>
-            <w:r>
-              <w:t>from</w:t>
-            </w:r>
-            <w:proofErr w:type="spellEnd"/>
-            <w:r>
-              <w:t xml:space="preserve"> </w:t>
-            </w:r>
-            <w:proofErr w:type="spellStart"/>
-            <w:r>
-              <w:t>GitHub</w:t>
-            </w:r>
-            <w:proofErr w:type="spellEnd"/>
-            <w:r>
-              <w:t xml:space="preserve"> </w:t>
-            </w:r>
-            <w:proofErr w:type="spellStart"/>
-            <w:r>
-              <w:t>error</w:t>
-            </w:r>
-            <w:proofErr w:type="spellEnd"/>
-            <w:r>
-              <w:t xml:space="preserve"> log.</w:t>
+              <w:t>gathered from GitHub error log.</w:t>
             </w:r>
           </w:p>
           <w:p>
@@ -1629,173 +408,8 @@
                 <w:numId w:val="12"/>
               </w:numPr>
             </w:pPr>
-            <w:proofErr w:type="spellStart"/>
             <w:r>
-              <w:t>Number</w:t>
-            </w:r>
-            <w:proofErr w:type="spellEnd"/>
-            <w:r>
-              <w:t xml:space="preserve"> of </w:t>
-            </w:r>
-            <w:proofErr w:type="spellStart"/>
-            <w:r>
-              <w:t>changes</w:t>
-            </w:r>
-            <w:proofErr w:type="spellEnd"/>
-            <w:r>
-              <w:t xml:space="preserve"> in </w:t>
-            </w:r>
-            <w:proofErr w:type="spellStart"/>
-            <w:r>
-              <w:t>the</w:t>
-            </w:r>
-            <w:proofErr w:type="spellEnd"/>
-            <w:r>
-              <w:t xml:space="preserve"> </w:t>
-            </w:r>
-            <w:proofErr w:type="spellStart"/>
-            <w:r>
-              <w:t>requirements</w:t>
-            </w:r>
-            <w:proofErr w:type="spellEnd"/>
-            <w:r>
-              <w:t xml:space="preserve">, </w:t>
-            </w:r>
-            <w:proofErr w:type="spellStart"/>
-            <w:r>
-              <w:t>after</w:t>
-            </w:r>
-            <w:proofErr w:type="spellEnd"/>
-            <w:r>
-              <w:t xml:space="preserve"> </w:t>
-            </w:r>
-            <w:proofErr w:type="spellStart"/>
-            <w:r>
-              <w:t>each</w:t>
-            </w:r>
-            <w:proofErr w:type="spellEnd"/>
-            <w:r>
-              <w:t xml:space="preserve"> sprint </w:t>
-            </w:r>
-            <w:proofErr w:type="spellStart"/>
-            <w:r>
-              <w:t>review</w:t>
-            </w:r>
-            <w:proofErr w:type="spellEnd"/>
-            <w:r>
-              <w:t xml:space="preserve">, in </w:t>
-            </w:r>
-            <w:proofErr w:type="spellStart"/>
-            <w:r>
-              <w:t>integer</w:t>
-            </w:r>
-            <w:proofErr w:type="spellEnd"/>
-            <w:r>
-              <w:t xml:space="preserve"> format </w:t>
-            </w:r>
-            <w:proofErr w:type="spellStart"/>
-            <w:r>
-              <w:t>gathered</w:t>
-            </w:r>
-            <w:proofErr w:type="spellEnd"/>
-            <w:r>
-              <w:t xml:space="preserve"> </w:t>
-            </w:r>
-            <w:proofErr w:type="spellStart"/>
-            <w:r>
-              <w:t>by</w:t>
-            </w:r>
-            <w:proofErr w:type="spellEnd"/>
-            <w:r>
-              <w:t xml:space="preserve"> </w:t>
-            </w:r>
-            <w:proofErr w:type="spellStart"/>
-            <w:r>
-              <w:t>team</w:t>
-            </w:r>
-            <w:proofErr w:type="spellEnd"/>
-            <w:r>
-              <w:t xml:space="preserve"> </w:t>
-            </w:r>
-            <w:proofErr w:type="spellStart"/>
-            <w:r>
-              <w:t>members</w:t>
-            </w:r>
-            <w:proofErr w:type="spellEnd"/>
-            <w:r>
-              <w:t xml:space="preserve"> </w:t>
-            </w:r>
-            <w:proofErr w:type="spellStart"/>
-            <w:r>
-              <w:t>and</w:t>
-            </w:r>
-            <w:proofErr w:type="spellEnd"/>
-            <w:r>
-              <w:t xml:space="preserve"> </w:t>
-            </w:r>
-            <w:proofErr w:type="spellStart"/>
-            <w:r>
-              <w:t>listed</w:t>
-            </w:r>
-            <w:proofErr w:type="spellEnd"/>
-            <w:r>
-              <w:t xml:space="preserve"> in an excel file </w:t>
-            </w:r>
-            <w:proofErr w:type="spellStart"/>
-            <w:r>
-              <w:t>and</w:t>
-            </w:r>
-            <w:proofErr w:type="spellEnd"/>
-            <w:r>
-              <w:t xml:space="preserve"> </w:t>
-            </w:r>
-            <w:proofErr w:type="spellStart"/>
-            <w:r>
-              <w:t>kept</w:t>
-            </w:r>
-            <w:proofErr w:type="spellEnd"/>
-            <w:r>
-              <w:t xml:space="preserve"> in </w:t>
-            </w:r>
-            <w:proofErr w:type="spellStart"/>
-            <w:r>
-              <w:t>the</w:t>
-            </w:r>
-            <w:proofErr w:type="spellEnd"/>
-            <w:r>
-              <w:t xml:space="preserve"> </w:t>
-            </w:r>
-            <w:proofErr w:type="spellStart"/>
-            <w:r>
-              <w:t>past</w:t>
-            </w:r>
-            <w:proofErr w:type="spellEnd"/>
-            <w:r>
-              <w:t xml:space="preserve"> </w:t>
-            </w:r>
-            <w:proofErr w:type="spellStart"/>
-            <w:r>
-              <w:t>versions</w:t>
-            </w:r>
-            <w:proofErr w:type="spellEnd"/>
-            <w:r>
-              <w:t xml:space="preserve"> of </w:t>
-            </w:r>
-            <w:proofErr w:type="spellStart"/>
-            <w:r>
-              <w:t>the</w:t>
-            </w:r>
-            <w:proofErr w:type="spellEnd"/>
-            <w:r>
-              <w:t xml:space="preserve"> </w:t>
-            </w:r>
-            <w:proofErr w:type="spellStart"/>
-            <w:r>
-              <w:t>project</w:t>
-            </w:r>
-            <w:proofErr w:type="spellEnd"/>
-            <w:r>
-              <w:t>.</w:t>
+              <w:t>Number of changes in the requirements, after each sprint review, in integer format gathered by team members and listed in an excel file and kept in the past versions of the project.</w:t>
             </w:r>
           </w:p>
           <w:p>
@@ -1854,21 +468,13 @@
                 <w:szCs w:val="28"/>
               </w:rPr>
             </w:pPr>
-            <w:proofErr w:type="spellStart"/>
             <w:r>
               <w:rPr>
                 <w:sz w:val="28"/>
                 <w:szCs w:val="28"/>
               </w:rPr>
-              <w:t>Measurement</w:t>
-            </w:r>
-            <w:proofErr w:type="spellEnd"/>
-            <w:r>
-              <w:rPr>
-                <w:sz w:val="28"/>
-                <w:szCs w:val="28"/>
-              </w:rPr>
-              <w:t xml:space="preserve"> </w:t>
+              <w:lastRenderedPageBreak/>
+              <w:t xml:space="preserve">Measurement </w:t>
             </w:r>
           </w:p>
           <w:p>
@@ -1880,7 +486,6 @@
                 <w:szCs w:val="28"/>
               </w:rPr>
             </w:pPr>
-            <w:proofErr w:type="spellStart"/>
             <w:r>
               <w:rPr>
                 <w:sz w:val="28"/>
@@ -1888,7 +493,6 @@
               </w:rPr>
               <w:t>Type</w:t>
             </w:r>
-            <w:proofErr w:type="spellEnd"/>
           </w:p>
         </w:tc>
         <w:tc>
@@ -1904,7 +508,6 @@
                 <w:szCs w:val="28"/>
               </w:rPr>
             </w:pPr>
-            <w:proofErr w:type="spellStart"/>
             <w:r>
               <w:rPr>
                 <w:sz w:val="28"/>
@@ -1912,7 +515,6 @@
               </w:rPr>
               <w:t>Description</w:t>
             </w:r>
-            <w:proofErr w:type="spellEnd"/>
           </w:p>
         </w:tc>
         <w:tc>
@@ -1928,21 +530,12 @@
                 <w:szCs w:val="28"/>
               </w:rPr>
             </w:pPr>
-            <w:proofErr w:type="spellStart"/>
             <w:r>
               <w:rPr>
                 <w:sz w:val="28"/>
                 <w:szCs w:val="28"/>
               </w:rPr>
-              <w:t>Example</w:t>
-            </w:r>
-            <w:proofErr w:type="spellEnd"/>
-            <w:r>
-              <w:rPr>
-                <w:sz w:val="28"/>
-                <w:szCs w:val="28"/>
-              </w:rPr>
-              <w:t xml:space="preserve"> </w:t>
+              <w:t xml:space="preserve">Example </w:t>
             </w:r>
           </w:p>
           <w:p>
@@ -1954,7 +547,6 @@
                 <w:szCs w:val="28"/>
               </w:rPr>
             </w:pPr>
-            <w:proofErr w:type="spellStart"/>
             <w:r>
               <w:rPr>
                 <w:sz w:val="28"/>
@@ -1962,7 +554,6 @@
               </w:rPr>
               <w:t>Measurements</w:t>
             </w:r>
-            <w:proofErr w:type="spellEnd"/>
           </w:p>
         </w:tc>
       </w:tr>
@@ -1993,69 +584,8 @@
               <w:spacing w:line="276" w:lineRule="auto"/>
               <w:cnfStyle w:val="000000100000" w:firstRow="0" w:lastRow="0" w:firstColumn="0" w:lastColumn="0" w:oddVBand="0" w:evenVBand="0" w:oddHBand="1" w:evenHBand="0" w:firstRowFirstColumn="0" w:firstRowLastColumn="0" w:lastRowFirstColumn="0" w:lastRowLastColumn="0"/>
             </w:pPr>
-            <w:proofErr w:type="spellStart"/>
             <w:r>
-              <w:t>Compares</w:t>
-            </w:r>
-            <w:proofErr w:type="spellEnd"/>
-            <w:r>
-              <w:t xml:space="preserve"> </w:t>
-            </w:r>
-            <w:proofErr w:type="spellStart"/>
-            <w:r>
-              <w:t>planned</w:t>
-            </w:r>
-            <w:proofErr w:type="spellEnd"/>
-            <w:r>
-              <w:t xml:space="preserve"> vs. </w:t>
-            </w:r>
-            <w:proofErr w:type="spellStart"/>
-            <w:r>
-              <w:t>real</w:t>
-            </w:r>
-            <w:proofErr w:type="spellEnd"/>
-            <w:r>
-              <w:t xml:space="preserve"> </w:t>
-            </w:r>
-            <w:proofErr w:type="spellStart"/>
-            <w:r>
-              <w:t>finish</w:t>
-            </w:r>
-            <w:proofErr w:type="spellEnd"/>
-            <w:r>
-              <w:t xml:space="preserve"> </w:t>
-            </w:r>
-            <w:proofErr w:type="spellStart"/>
-            <w:r>
-              <w:t>dates</w:t>
-            </w:r>
-            <w:proofErr w:type="spellEnd"/>
-            <w:r>
-              <w:t xml:space="preserve"> </w:t>
-            </w:r>
-            <w:proofErr w:type="spellStart"/>
-            <w:r>
-              <w:t>to</w:t>
-            </w:r>
-            <w:proofErr w:type="spellEnd"/>
-            <w:r>
-              <w:t xml:space="preserve"> </w:t>
-            </w:r>
-            <w:proofErr w:type="spellStart"/>
-            <w:r>
-              <w:t>track</w:t>
-            </w:r>
-            <w:proofErr w:type="spellEnd"/>
-            <w:r>
-              <w:t xml:space="preserve"> </w:t>
-            </w:r>
-            <w:proofErr w:type="spellStart"/>
-            <w:r>
-              <w:t>progress</w:t>
-            </w:r>
-            <w:proofErr w:type="spellEnd"/>
-            <w:r>
-              <w:t>.</w:t>
+              <w:t>Tracks development and documentation hours spent each week</w:t>
             </w:r>
           </w:p>
         </w:tc>
@@ -2069,175 +599,12 @@
               <w:cnfStyle w:val="000000100000" w:firstRow="0" w:lastRow="0" w:firstColumn="0" w:lastColumn="0" w:oddVBand="0" w:evenVBand="0" w:oddHBand="1" w:evenHBand="0" w:firstRowFirstColumn="0" w:firstRowLastColumn="0" w:lastRowFirstColumn="0" w:lastRowLastColumn="0"/>
             </w:pPr>
             <w:r>
-              <w:t xml:space="preserve">Project </w:t>
-            </w:r>
-            <w:proofErr w:type="spellStart"/>
-            <w:r>
-              <w:t>Proposal</w:t>
-            </w:r>
-            <w:proofErr w:type="spellEnd"/>
-            <w:r>
-              <w:t xml:space="preserve">: </w:t>
-            </w:r>
-            <w:proofErr w:type="spellStart"/>
-            <w:r>
-              <w:t>planned</w:t>
-            </w:r>
-            <w:proofErr w:type="spellEnd"/>
-            <w:r>
-              <w:t xml:space="preserve"> </w:t>
-            </w:r>
-            <w:proofErr w:type="spellStart"/>
-            <w:r>
-              <w:t>Week</w:t>
-            </w:r>
-            <w:proofErr w:type="spellEnd"/>
-            <w:r>
-              <w:t xml:space="preserve"> 3, done </w:t>
-            </w:r>
-            <w:proofErr w:type="spellStart"/>
-            <w:r>
-              <w:t>Week</w:t>
-            </w:r>
-            <w:proofErr w:type="spellEnd"/>
-            <w:r>
-              <w:t xml:space="preserve"> 3.</w:t>
+              <w:t>45 staff-hours spent in Week 5.</w:t>
             </w:r>
           </w:p>
         </w:tc>
       </w:tr>
       <w:tr>
-        <w:tc>
-          <w:tcPr>
-            <w:cnfStyle w:val="001000000000" w:firstRow="0" w:lastRow="0" w:firstColumn="1" w:lastColumn="0" w:oddVBand="0" w:evenVBand="0" w:oddHBand="0" w:evenHBand="0" w:firstRowFirstColumn="0" w:firstRowLastColumn="0" w:lastRowFirstColumn="0" w:lastRowLastColumn="0"/>
-            <w:tcW w:w="2130" w:type="dxa"/>
-          </w:tcPr>
-          <w:p>
-            <w:pPr>
-              <w:spacing w:line="276" w:lineRule="auto"/>
-            </w:pPr>
-            <w:proofErr w:type="spellStart"/>
-            <w:r>
-              <w:t>Effort</w:t>
-            </w:r>
-            <w:proofErr w:type="spellEnd"/>
-          </w:p>
-        </w:tc>
-        <w:tc>
-          <w:tcPr>
-            <w:tcW w:w="4545" w:type="dxa"/>
-          </w:tcPr>
-          <w:p>
-            <w:pPr>
-              <w:spacing w:line="276" w:lineRule="auto"/>
-              <w:cnfStyle w:val="000000000000" w:firstRow="0" w:lastRow="0" w:firstColumn="0" w:lastColumn="0" w:oddVBand="0" w:evenVBand="0" w:oddHBand="0" w:evenHBand="0" w:firstRowFirstColumn="0" w:firstRowLastColumn="0" w:lastRowFirstColumn="0" w:lastRowLastColumn="0"/>
-            </w:pPr>
-            <w:proofErr w:type="spellStart"/>
-            <w:r>
-              <w:t>Tracks</w:t>
-            </w:r>
-            <w:proofErr w:type="spellEnd"/>
-            <w:r>
-              <w:t xml:space="preserve"> </w:t>
-            </w:r>
-            <w:proofErr w:type="spellStart"/>
-            <w:r>
-              <w:t>development</w:t>
-            </w:r>
-            <w:proofErr w:type="spellEnd"/>
-            <w:r>
-              <w:t xml:space="preserve"> </w:t>
-            </w:r>
-            <w:proofErr w:type="spellStart"/>
-            <w:r>
-              <w:t>and</w:t>
-            </w:r>
-            <w:proofErr w:type="spellEnd"/>
-            <w:r>
-              <w:t xml:space="preserve"> </w:t>
-            </w:r>
-            <w:proofErr w:type="spellStart"/>
-            <w:r>
-              <w:t>documentation</w:t>
-            </w:r>
-            <w:proofErr w:type="spellEnd"/>
-            <w:r>
-              <w:t xml:space="preserve"> </w:t>
-            </w:r>
-            <w:proofErr w:type="spellStart"/>
-            <w:r>
-              <w:t>hours</w:t>
-            </w:r>
-            <w:proofErr w:type="spellEnd"/>
-            <w:r>
-              <w:t xml:space="preserve"> </w:t>
-            </w:r>
-            <w:proofErr w:type="spellStart"/>
-            <w:r>
-              <w:t>spent</w:t>
-            </w:r>
-            <w:proofErr w:type="spellEnd"/>
-            <w:r>
-              <w:t xml:space="preserve"> </w:t>
-            </w:r>
-            <w:proofErr w:type="spellStart"/>
-            <w:r>
-              <w:t>each</w:t>
-            </w:r>
-            <w:proofErr w:type="spellEnd"/>
-            <w:r>
-              <w:t xml:space="preserve"> </w:t>
-            </w:r>
-            <w:proofErr w:type="spellStart"/>
-            <w:r>
-              <w:t>week</w:t>
-            </w:r>
-            <w:proofErr w:type="spellEnd"/>
-          </w:p>
-        </w:tc>
-        <w:tc>
-          <w:tcPr>
-            <w:tcW w:w="2580" w:type="dxa"/>
-          </w:tcPr>
-          <w:p>
-            <w:pPr>
-              <w:spacing w:line="276" w:lineRule="auto"/>
-              <w:cnfStyle w:val="000000000000" w:firstRow="0" w:lastRow="0" w:firstColumn="0" w:lastColumn="0" w:oddVBand="0" w:evenVBand="0" w:oddHBand="0" w:evenHBand="0" w:firstRowFirstColumn="0" w:firstRowLastColumn="0" w:lastRowFirstColumn="0" w:lastRowLastColumn="0"/>
-            </w:pPr>
-            <w:r>
-              <w:t xml:space="preserve">45 </w:t>
-            </w:r>
-            <w:proofErr w:type="spellStart"/>
-            <w:r>
-              <w:t>staff-hours</w:t>
-            </w:r>
-            <w:proofErr w:type="spellEnd"/>
-            <w:r>
-              <w:t xml:space="preserve"> </w:t>
-            </w:r>
-            <w:proofErr w:type="spellStart"/>
-            <w:r>
-              <w:t>spent</w:t>
-            </w:r>
-            <w:proofErr w:type="spellEnd"/>
-            <w:r>
-              <w:t xml:space="preserve"> in </w:t>
-            </w:r>
-            <w:proofErr w:type="spellStart"/>
-            <w:r>
-              <w:t>Week</w:t>
-            </w:r>
-            <w:proofErr w:type="spellEnd"/>
-            <w:r>
-              <w:t xml:space="preserve"> 5.</w:t>
-            </w:r>
-          </w:p>
-        </w:tc>
-      </w:tr>
-      <w:tr>
-        <w:trPr>
-          <w:cnfStyle w:val="000000100000" w:firstRow="0" w:lastRow="0" w:firstColumn="0" w:lastColumn="0" w:oddVBand="0" w:evenVBand="0" w:oddHBand="1" w:evenHBand="0" w:firstRowFirstColumn="0" w:firstRowLastColumn="0" w:lastRowFirstColumn="0" w:lastRowLastColumn="0"/>
-        </w:trPr>
         <w:tc>
           <w:tcPr>
             <w:cnfStyle w:val="001000000000" w:firstRow="0" w:lastRow="0" w:firstColumn="1" w:lastColumn="0" w:oddVBand="0" w:evenVBand="0" w:oddHBand="0" w:evenHBand="0" w:firstRowFirstColumn="0" w:firstRowLastColumn="0" w:lastRowFirstColumn="0" w:lastRowLastColumn="0"/>
@@ -2259,186 +626,16 @@
           <w:p>
             <w:pPr>
               <w:spacing w:line="276" w:lineRule="auto"/>
-              <w:cnfStyle w:val="000000100000" w:firstRow="0" w:lastRow="0" w:firstColumn="0" w:lastColumn="0" w:oddVBand="0" w:evenVBand="0" w:oddHBand="1" w:evenHBand="0" w:firstRowFirstColumn="0" w:firstRowLastColumn="0" w:lastRowFirstColumn="0" w:lastRowLastColumn="0"/>
-            </w:pPr>
-            <w:proofErr w:type="spellStart"/>
-            <w:r>
-              <w:t>Measures</w:t>
-            </w:r>
-            <w:proofErr w:type="spellEnd"/>
-            <w:r>
-              <w:t xml:space="preserve"> </w:t>
-            </w:r>
-            <w:proofErr w:type="spellStart"/>
-            <w:r>
-              <w:t>the</w:t>
-            </w:r>
-            <w:proofErr w:type="spellEnd"/>
-            <w:r>
-              <w:t xml:space="preserve"> </w:t>
-            </w:r>
-            <w:proofErr w:type="spellStart"/>
-            <w:r>
-              <w:t>scale</w:t>
-            </w:r>
-            <w:proofErr w:type="spellEnd"/>
-            <w:r>
-              <w:t xml:space="preserve"> of </w:t>
-            </w:r>
-            <w:proofErr w:type="spellStart"/>
-            <w:r>
-              <w:t>the</w:t>
-            </w:r>
-            <w:proofErr w:type="spellEnd"/>
-            <w:r>
-              <w:t xml:space="preserve"> </w:t>
-            </w:r>
-            <w:proofErr w:type="spellStart"/>
-            <w:r>
-              <w:t>product</w:t>
-            </w:r>
-            <w:proofErr w:type="spellEnd"/>
-            <w:r>
-              <w:t xml:space="preserve"> in </w:t>
-            </w:r>
-            <w:proofErr w:type="spellStart"/>
-            <w:r>
-              <w:t>terms</w:t>
-            </w:r>
-            <w:proofErr w:type="spellEnd"/>
-            <w:r>
-              <w:t xml:space="preserve"> of </w:t>
-            </w:r>
-            <w:proofErr w:type="spellStart"/>
-            <w:r>
-              <w:t>object</w:t>
-            </w:r>
-            <w:proofErr w:type="spellEnd"/>
-            <w:r>
-              <w:t xml:space="preserve"> </w:t>
-            </w:r>
-            <w:proofErr w:type="spellStart"/>
-            <w:r>
-              <w:t>points</w:t>
-            </w:r>
-            <w:proofErr w:type="spellEnd"/>
-            <w:r>
-              <w:t xml:space="preserve"> </w:t>
-            </w:r>
-            <w:proofErr w:type="spellStart"/>
-            <w:r>
-              <w:t>using</w:t>
-            </w:r>
-            <w:proofErr w:type="spellEnd"/>
-            <w:r>
-              <w:t xml:space="preserve"> COCOMO 2</w:t>
-            </w:r>
-          </w:p>
-        </w:tc>
-        <w:tc>
-          <w:tcPr>
-            <w:tcW w:w="2580" w:type="dxa"/>
-          </w:tcPr>
-          <w:p>
-            <w:pPr>
-              <w:spacing w:line="276" w:lineRule="auto"/>
-              <w:cnfStyle w:val="000000100000" w:firstRow="0" w:lastRow="0" w:firstColumn="0" w:lastColumn="0" w:oddVBand="0" w:evenVBand="0" w:oddHBand="1" w:evenHBand="0" w:firstRowFirstColumn="0" w:firstRowLastColumn="0" w:lastRowFirstColumn="0" w:lastRowLastColumn="0"/>
+              <w:cnfStyle w:val="000000000000" w:firstRow="0" w:lastRow="0" w:firstColumn="0" w:lastColumn="0" w:oddVBand="0" w:evenVBand="0" w:oddHBand="0" w:evenHBand="0" w:firstRowFirstColumn="0" w:firstRowLastColumn="0" w:lastRowFirstColumn="0" w:lastRowLastColumn="0"/>
             </w:pPr>
             <w:r>
-              <w:t>NOP = [24 x (100-10)] /100 = 21.6</w:t>
+              <w:t xml:space="preserve">Measures the scale of the product in terms of </w:t>
             </w:r>
-          </w:p>
-        </w:tc>
-      </w:tr>
-      <w:tr>
-        <w:tc>
-          <w:tcPr>
-            <w:cnfStyle w:val="001000000000" w:firstRow="0" w:lastRow="0" w:firstColumn="1" w:lastColumn="0" w:oddVBand="0" w:evenVBand="0" w:oddHBand="0" w:evenHBand="0" w:firstRowFirstColumn="0" w:firstRowLastColumn="0" w:lastRowFirstColumn="0" w:lastRowLastColumn="0"/>
-            <w:tcW w:w="2130" w:type="dxa"/>
-          </w:tcPr>
-          <w:p>
-            <w:pPr>
-              <w:spacing w:line="276" w:lineRule="auto"/>
-            </w:pPr>
-            <w:proofErr w:type="spellStart"/>
             <w:r>
-              <w:t>Quality</w:t>
+              <w:t xml:space="preserve">object points and person-months </w:t>
             </w:r>
-            <w:proofErr w:type="spellEnd"/>
-          </w:p>
-        </w:tc>
-        <w:tc>
-          <w:tcPr>
-            <w:tcW w:w="4309" w:type="dxa"/>
-          </w:tcPr>
-          <w:p>
-            <w:pPr>
-              <w:spacing w:line="276" w:lineRule="auto"/>
-              <w:cnfStyle w:val="000000000000" w:firstRow="0" w:lastRow="0" w:firstColumn="0" w:lastColumn="0" w:oddVBand="0" w:evenVBand="0" w:oddHBand="0" w:evenHBand="0" w:firstRowFirstColumn="0" w:firstRowLastColumn="0" w:lastRowFirstColumn="0" w:lastRowLastColumn="0"/>
-            </w:pPr>
-            <w:proofErr w:type="spellStart"/>
             <w:r>
-              <w:t>Tracks</w:t>
-            </w:r>
-            <w:proofErr w:type="spellEnd"/>
-            <w:r>
-              <w:t xml:space="preserve"> </w:t>
-            </w:r>
-            <w:proofErr w:type="spellStart"/>
-            <w:r>
-              <w:t>the</w:t>
-            </w:r>
-            <w:proofErr w:type="spellEnd"/>
-            <w:r>
-              <w:t xml:space="preserve"> total </w:t>
-            </w:r>
-            <w:proofErr w:type="spellStart"/>
-            <w:r>
-              <w:t>number</w:t>
-            </w:r>
-            <w:proofErr w:type="spellEnd"/>
-            <w:r>
-              <w:t xml:space="preserve"> of </w:t>
-            </w:r>
-            <w:proofErr w:type="spellStart"/>
-            <w:r>
-              <w:t>bugs</w:t>
-            </w:r>
-            <w:proofErr w:type="spellEnd"/>
-            <w:r>
-              <w:t xml:space="preserve"> </w:t>
-            </w:r>
-            <w:proofErr w:type="spellStart"/>
-            <w:r>
-              <w:t>found</w:t>
-            </w:r>
-            <w:proofErr w:type="spellEnd"/>
-            <w:r>
-              <w:t xml:space="preserve"> </w:t>
-            </w:r>
-            <w:proofErr w:type="spellStart"/>
-            <w:r>
-              <w:t>during</w:t>
-            </w:r>
-            <w:proofErr w:type="spellEnd"/>
-            <w:r>
-              <w:t xml:space="preserve"> </w:t>
-            </w:r>
-            <w:proofErr w:type="spellStart"/>
-            <w:r>
-              <w:t>testing</w:t>
-            </w:r>
-            <w:proofErr w:type="spellEnd"/>
-            <w:r>
-              <w:t xml:space="preserve"> </w:t>
-            </w:r>
-            <w:proofErr w:type="spellStart"/>
-            <w:r>
-              <w:t>sessions</w:t>
-            </w:r>
-            <w:proofErr w:type="spellEnd"/>
-            <w:r>
-              <w:t>.</w:t>
+              <w:t>using COCOMO 2</w:t>
             </w:r>
           </w:p>
         </w:tc>
@@ -2452,47 +649,25 @@
               <w:cnfStyle w:val="000000000000" w:firstRow="0" w:lastRow="0" w:firstColumn="0" w:lastColumn="0" w:oddVBand="0" w:evenVBand="0" w:oddHBand="0" w:evenHBand="0" w:firstRowFirstColumn="0" w:firstRowLastColumn="0" w:lastRowFirstColumn="0" w:lastRowLastColumn="0"/>
             </w:pPr>
             <w:r>
-              <w:t xml:space="preserve">6 </w:t>
+              <w:t>NOP = [24 x (100-10)] /100 = 21.6</w:t>
             </w:r>
-            <w:proofErr w:type="spellStart"/>
-            <w:r>
-              <w:t>defects</w:t>
-            </w:r>
-            <w:proofErr w:type="spellEnd"/>
             <w:r>
               <w:t xml:space="preserve"> </w:t>
             </w:r>
-            <w:proofErr w:type="spellStart"/>
             <w:r>
-              <w:t>found</w:t>
+              <w:t>NOP</w:t>
             </w:r>
-            <w:proofErr w:type="spellEnd"/>
+          </w:p>
+          <w:p>
+            <w:pPr>
+              <w:spacing w:line="276" w:lineRule="auto"/>
+              <w:cnfStyle w:val="000000000000" w:firstRow="0" w:lastRow="0" w:firstColumn="0" w:lastColumn="0" w:oddVBand="0" w:evenVBand="0" w:oddHBand="0" w:evenHBand="0" w:firstRowFirstColumn="0" w:firstRowLastColumn="0" w:lastRowFirstColumn="0" w:lastRowLastColumn="0"/>
+            </w:pPr>
             <w:r>
-              <w:t xml:space="preserve"> in </w:t>
+              <w:t>21.6/7</w:t>
             </w:r>
-            <w:proofErr w:type="spellStart"/>
             <w:r>
-              <w:t>the</w:t>
-            </w:r>
-            <w:proofErr w:type="spellEnd"/>
-            <w:r>
-              <w:t xml:space="preserve"> </w:t>
-            </w:r>
-            <w:proofErr w:type="spellStart"/>
-            <w:r>
-              <w:t>registration</w:t>
-            </w:r>
-            <w:proofErr w:type="spellEnd"/>
-            <w:r>
-              <w:t xml:space="preserve"> </w:t>
-            </w:r>
-            <w:proofErr w:type="spellStart"/>
-            <w:r>
-              <w:t>module</w:t>
-            </w:r>
-            <w:proofErr w:type="spellEnd"/>
-            <w:r>
-              <w:t>.</w:t>
+              <w:t>= 3.086 person-month</w:t>
             </w:r>
           </w:p>
         </w:tc>
@@ -2510,69 +685,22 @@
             <w:pPr>
               <w:spacing w:line="276" w:lineRule="auto"/>
             </w:pPr>
-            <w:proofErr w:type="spellStart"/>
             <w:r>
-              <w:t>Change</w:t>
+              <w:t>Quality</w:t>
             </w:r>
-            <w:proofErr w:type="spellEnd"/>
           </w:p>
         </w:tc>
         <w:tc>
           <w:tcPr>
-            <w:tcW w:w="4309" w:type="dxa"/>
+            <w:tcW w:w="4545" w:type="dxa"/>
           </w:tcPr>
           <w:p>
             <w:pPr>
               <w:spacing w:line="276" w:lineRule="auto"/>
               <w:cnfStyle w:val="000000100000" w:firstRow="0" w:lastRow="0" w:firstColumn="0" w:lastColumn="0" w:oddVBand="0" w:evenVBand="0" w:oddHBand="1" w:evenHBand="0" w:firstRowFirstColumn="0" w:firstRowLastColumn="0" w:lastRowFirstColumn="0" w:lastRowLastColumn="0"/>
             </w:pPr>
-            <w:proofErr w:type="spellStart"/>
             <w:r>
-              <w:t>Measures</w:t>
-            </w:r>
-            <w:proofErr w:type="spellEnd"/>
-            <w:r>
-              <w:t xml:space="preserve"> how </w:t>
-            </w:r>
-            <w:proofErr w:type="spellStart"/>
-            <w:r>
-              <w:t>many</w:t>
-            </w:r>
-            <w:proofErr w:type="spellEnd"/>
-            <w:r>
-              <w:t xml:space="preserve"> </w:t>
-            </w:r>
-            <w:proofErr w:type="spellStart"/>
-            <w:r>
-              <w:t>times</w:t>
-            </w:r>
-            <w:proofErr w:type="spellEnd"/>
-            <w:r>
-              <w:t xml:space="preserve"> </w:t>
-            </w:r>
-            <w:proofErr w:type="spellStart"/>
-            <w:r>
-              <w:t>requirements</w:t>
-            </w:r>
-            <w:proofErr w:type="spellEnd"/>
-            <w:r>
-              <w:t xml:space="preserve"> </w:t>
-            </w:r>
-            <w:proofErr w:type="spellStart"/>
-            <w:r>
-              <w:t>were</w:t>
-            </w:r>
-            <w:proofErr w:type="spellEnd"/>
-            <w:r>
-              <w:t xml:space="preserve"> </w:t>
-            </w:r>
-            <w:proofErr w:type="spellStart"/>
-            <w:r>
-              <w:t>updated</w:t>
-            </w:r>
-            <w:proofErr w:type="spellEnd"/>
-            <w:r>
-              <w:t>.</w:t>
+              <w:t>Tracks the total number of bugs found during testing sessions.</w:t>
             </w:r>
           </w:p>
         </w:tc>
@@ -2586,61 +714,52 @@
               <w:cnfStyle w:val="000000100000" w:firstRow="0" w:lastRow="0" w:firstColumn="0" w:lastColumn="0" w:oddVBand="0" w:evenVBand="0" w:oddHBand="1" w:evenHBand="0" w:firstRowFirstColumn="0" w:firstRowLastColumn="0" w:lastRowFirstColumn="0" w:lastRowLastColumn="0"/>
             </w:pPr>
             <w:r>
-              <w:t xml:space="preserve">2 </w:t>
+              <w:t>6 defects found in the registration module.</w:t>
             </w:r>
-            <w:proofErr w:type="spellStart"/>
+          </w:p>
+        </w:tc>
+      </w:tr>
+      <w:tr>
+        <w:tc>
+          <w:tcPr>
+            <w:cnfStyle w:val="001000000000" w:firstRow="0" w:lastRow="0" w:firstColumn="1" w:lastColumn="0" w:oddVBand="0" w:evenVBand="0" w:oddHBand="0" w:evenHBand="0" w:firstRowFirstColumn="0" w:firstRowLastColumn="0" w:lastRowFirstColumn="0" w:lastRowLastColumn="0"/>
+            <w:tcW w:w="2130" w:type="dxa"/>
+          </w:tcPr>
+          <w:p>
+            <w:pPr>
+              <w:spacing w:line="276" w:lineRule="auto"/>
+            </w:pPr>
             <w:r>
-              <w:t>major</w:t>
+              <w:t>Change</w:t>
             </w:r>
-            <w:proofErr w:type="spellEnd"/>
+          </w:p>
+        </w:tc>
+        <w:tc>
+          <w:tcPr>
+            <w:tcW w:w="4545" w:type="dxa"/>
+          </w:tcPr>
+          <w:p>
+            <w:pPr>
+              <w:spacing w:line="276" w:lineRule="auto"/>
+              <w:cnfStyle w:val="000000000000" w:firstRow="0" w:lastRow="0" w:firstColumn="0" w:lastColumn="0" w:oddVBand="0" w:evenVBand="0" w:oddHBand="0" w:evenHBand="0" w:firstRowFirstColumn="0" w:firstRowLastColumn="0" w:lastRowFirstColumn="0" w:lastRowLastColumn="0"/>
+            </w:pPr>
             <w:r>
-              <w:t xml:space="preserve"> </w:t>
+              <w:t>Measures how many times requirements were updated.</w:t>
             </w:r>
-            <w:proofErr w:type="spellStart"/>
+          </w:p>
+        </w:tc>
+        <w:tc>
+          <w:tcPr>
+            <w:tcW w:w="2580" w:type="dxa"/>
+          </w:tcPr>
+          <w:p>
+            <w:pPr>
+              <w:spacing w:line="276" w:lineRule="auto"/>
+              <w:cnfStyle w:val="000000000000" w:firstRow="0" w:lastRow="0" w:firstColumn="0" w:lastColumn="0" w:oddVBand="0" w:evenVBand="0" w:oddHBand="0" w:evenHBand="0" w:firstRowFirstColumn="0" w:firstRowLastColumn="0" w:lastRowFirstColumn="0" w:lastRowLastColumn="0"/>
+            </w:pPr>
             <w:r>
-              <w:t>requirement</w:t>
+              <w:t>2 major requirement changes during the analysis phase</w:t>
             </w:r>
-            <w:proofErr w:type="spellEnd"/>
-            <w:r>
-              <w:t xml:space="preserve"> </w:t>
-            </w:r>
-            <w:proofErr w:type="spellStart"/>
-            <w:r>
-              <w:t>changes</w:t>
-            </w:r>
-            <w:proofErr w:type="spellEnd"/>
-            <w:r>
-              <w:t xml:space="preserve"> </w:t>
-            </w:r>
-            <w:proofErr w:type="spellStart"/>
-            <w:r>
-              <w:t>during</w:t>
-            </w:r>
-            <w:proofErr w:type="spellEnd"/>
-            <w:r>
-              <w:t xml:space="preserve"> </w:t>
-            </w:r>
-            <w:proofErr w:type="spellStart"/>
-            <w:r>
-              <w:t>the</w:t>
-            </w:r>
-            <w:proofErr w:type="spellEnd"/>
-            <w:r>
-              <w:t xml:space="preserve"> </w:t>
-            </w:r>
-            <w:proofErr w:type="spellStart"/>
-            <w:r>
-              <w:t>analysis</w:t>
-            </w:r>
-            <w:proofErr w:type="spellEnd"/>
-            <w:r>
-              <w:t xml:space="preserve"> </w:t>
-            </w:r>
-            <w:proofErr w:type="spellStart"/>
-            <w:r>
-              <w:t>phase</w:t>
-            </w:r>
-            <w:proofErr w:type="spellEnd"/>
           </w:p>
         </w:tc>
       </w:tr>
@@ -6816,6 +4935,20 @@
       <w:rFonts w:ascii="Times New Roman" w:eastAsia="Times New Roman" w:hAnsi="Times New Roman" w:cs="Times New Roman"/>
     </w:rPr>
   </w:style>
+  <w:style w:type="paragraph" w:customStyle="1" w:styleId="Default">
+    <w:name w:val="Default"/>
+    <w:rsid w:val="00174B95"/>
+    <w:pPr>
+      <w:autoSpaceDE w:val="0"/>
+      <w:autoSpaceDN w:val="0"/>
+      <w:adjustRightInd w:val="0"/>
+    </w:pPr>
+    <w:rPr>
+      <w:rFonts w:ascii="Arial" w:hAnsi="Arial" w:cs="Arial"/>
+      <w:color w:val="000000"/>
+      <w:lang w:val="en-GB"/>
+    </w:rPr>
+  </w:style>
 </w:styles>
 </file>
 
